--- a/plantillas/venta_contrato_vehiculo_PN_NULO_v2.docx
+++ b/plantillas/venta_contrato_vehiculo_PN_NULO_v2.docx
@@ -722,398 +722,548 @@
         <w:t>:</w:t>
       </w:r>
     </w:p>
-    <w:p>
-      <w:pPr>
-        <w:pStyle w:val="Sinespaciado"/>
-        <w:jc w:val="both"/>
-        <w:rPr>
-          <w:rFonts w:cstheme="minorHAnsi"/>
-          <w:b/>
-          <w:bCs/>
-        </w:rPr>
-      </w:pPr>
-      <w:r>
-        <w:rPr>
-          <w:rFonts w:cstheme="minorHAnsi"/>
-          <w:b/>
-          <w:bCs/>
-        </w:rPr>
-        <w:t>EA:</w:t>
-      </w:r>
-      <w:r>
-        <w:rPr>
-          <w:rFonts w:cstheme="minorHAnsi"/>
-          <w:b/>
-          <w:bCs/>
-        </w:rPr>
-        <w:t xml:space="preserve"> </w:t>
-      </w:r>
-      <w:permStart w:id="1787257858" w:edGrp="everyone"/>
-      <w:r>
-        <w:t>${CODIGO_VEHICULO}</w:t>
-      </w:r>
-      <w:permEnd w:id="1787257858"/>
-    </w:p>
-    <w:p>
-      <w:pPr>
-        <w:pStyle w:val="Sinespaciado"/>
-        <w:jc w:val="both"/>
-        <w:rPr>
-          <w:rFonts w:cstheme="minorHAnsi"/>
-          <w:b/>
-          <w:bCs/>
-        </w:rPr>
-      </w:pPr>
-      <w:r>
-        <w:rPr>
-          <w:rFonts w:cstheme="minorHAnsi"/>
-          <w:b/>
-          <w:bCs/>
-        </w:rPr>
-        <w:t>PLACA:</w:t>
-      </w:r>
-      <w:r>
-        <w:rPr>
-          <w:rFonts w:cstheme="minorHAnsi"/>
-          <w:b/>
-          <w:bCs/>
-        </w:rPr>
-        <w:t xml:space="preserve"> </w:t>
-      </w:r>
-      <w:permStart w:id="311328723" w:edGrp="everyone"/>
-      <w:r>
-        <w:t>${PLACA}</w:t>
-      </w:r>
-      <w:permEnd w:id="311328723"/>
-    </w:p>
-    <w:p>
-      <w:pPr>
-        <w:pStyle w:val="Sinespaciado"/>
-        <w:jc w:val="both"/>
-        <w:rPr>
-          <w:rFonts w:cstheme="minorHAnsi"/>
-          <w:b/>
-          <w:bCs/>
-        </w:rPr>
-      </w:pPr>
-      <w:r>
-        <w:rPr>
-          <w:rFonts w:cstheme="minorHAnsi"/>
-          <w:b/>
-          <w:bCs/>
-        </w:rPr>
-        <w:t>MARCA:</w:t>
-      </w:r>
-      <w:r>
-        <w:rPr>
-          <w:rFonts w:cstheme="minorHAnsi"/>
-          <w:b/>
-          <w:bCs/>
-        </w:rPr>
-        <w:t xml:space="preserve"> </w:t>
-      </w:r>
-      <w:permStart w:id="542397125" w:edGrp="everyone"/>
-      <w:r>
-        <w:t>${MARCA}</w:t>
-      </w:r>
-      <w:permEnd w:id="542397125"/>
-    </w:p>
-    <w:p>
-      <w:pPr>
-        <w:pStyle w:val="Sinespaciado"/>
-        <w:jc w:val="both"/>
-        <w:rPr>
-          <w:rFonts w:cstheme="minorHAnsi"/>
-          <w:b/>
-          <w:bCs/>
-        </w:rPr>
-      </w:pPr>
-      <w:r>
-        <w:rPr>
-          <w:rFonts w:cstheme="minorHAnsi"/>
-          <w:b/>
-          <w:bCs/>
-        </w:rPr>
-        <w:t>MODELO</w:t>
-      </w:r>
-      <w:r>
-        <w:rPr>
-          <w:rFonts w:cstheme="minorHAnsi"/>
-          <w:b/>
-          <w:bCs/>
-        </w:rPr>
-        <w:t>:</w:t>
-      </w:r>
-      <w:r>
-        <w:rPr>
-          <w:rFonts w:cstheme="minorHAnsi"/>
-          <w:b/>
-          <w:bCs/>
-        </w:rPr>
-        <w:t xml:space="preserve"> </w:t>
-      </w:r>
-      <w:permStart w:id="2097894902" w:edGrp="everyone"/>
-      <w:r>
-        <w:t>${MODELO}</w:t>
-      </w:r>
-      <w:permEnd w:id="2097894902"/>
-    </w:p>
-    <w:p>
-      <w:pPr>
-        <w:pStyle w:val="Sinespaciado"/>
-        <w:jc w:val="both"/>
-        <w:rPr>
-          <w:rFonts w:cstheme="minorHAnsi"/>
-          <w:b/>
-          <w:bCs/>
-        </w:rPr>
-      </w:pPr>
-      <w:r>
-        <w:rPr>
-          <w:rFonts w:cstheme="minorHAnsi"/>
-          <w:b/>
-          <w:bCs/>
-        </w:rPr>
-        <w:t>TIPO</w:t>
-      </w:r>
-      <w:r>
-        <w:rPr>
-          <w:rFonts w:cstheme="minorHAnsi"/>
-          <w:b/>
-          <w:bCs/>
-        </w:rPr>
-        <w:t>:</w:t>
-      </w:r>
-      <w:r>
-        <w:rPr>
-          <w:rFonts w:cstheme="minorHAnsi"/>
-          <w:b/>
-          <w:bCs/>
-        </w:rPr>
-        <w:t xml:space="preserve"> </w:t>
-      </w:r>
-      <w:permStart w:id="106633220" w:edGrp="everyone"/>
-      <w:r>
-        <w:t>${TIPO}</w:t>
-      </w:r>
-      <w:permEnd w:id="106633220"/>
-    </w:p>
-    <w:p>
-      <w:pPr>
-        <w:pStyle w:val="Sinespaciado"/>
-        <w:jc w:val="both"/>
-        <w:rPr>
-          <w:rFonts w:cstheme="minorHAnsi"/>
-          <w:b/>
-          <w:bCs/>
-          <w:lang w:val="en-US"/>
-        </w:rPr>
-      </w:pPr>
-      <w:r>
-        <w:rPr>
-          <w:rFonts w:cstheme="minorHAnsi"/>
-          <w:b/>
-          <w:bCs/>
-          <w:lang w:val="en-US"/>
-        </w:rPr>
-        <w:t>CHASIS:</w:t>
-      </w:r>
-      <w:r>
-        <w:rPr>
-          <w:rFonts w:cstheme="minorHAnsi"/>
-          <w:b/>
-          <w:bCs/>
-          <w:lang w:val="en-US"/>
-        </w:rPr>
-        <w:t xml:space="preserve"> </w:t>
-      </w:r>
-      <w:permStart w:id="1802254575" w:edGrp="everyone"/>
-      <w:r>
-        <w:rPr>
-          <w:lang w:val="en-US"/>
-        </w:rPr>
-        <w:t>${CHASIS}</w:t>
-      </w:r>
-      <w:permEnd w:id="1802254575"/>
-    </w:p>
-    <w:p>
-      <w:pPr>
-        <w:pStyle w:val="Sinespaciado"/>
-        <w:jc w:val="both"/>
-        <w:rPr>
-          <w:rFonts w:cstheme="minorHAnsi"/>
-          <w:b/>
-          <w:bCs/>
-          <w:lang w:val="en-US"/>
-        </w:rPr>
-      </w:pPr>
-      <w:r>
-        <w:rPr>
-          <w:rFonts w:cstheme="minorHAnsi"/>
-          <w:b/>
-          <w:bCs/>
-          <w:lang w:val="en-US"/>
-        </w:rPr>
-        <w:t>MOTOR:</w:t>
-      </w:r>
-      <w:r>
-        <w:rPr>
-          <w:rFonts w:cstheme="minorHAnsi"/>
-          <w:b/>
-          <w:bCs/>
-          <w:lang w:val="en-US"/>
-        </w:rPr>
-        <w:t xml:space="preserve"> </w:t>
-      </w:r>
-      <w:permStart w:id="1853122422" w:edGrp="everyone"/>
-      <w:r>
-        <w:rPr>
-          <w:lang w:val="en-US"/>
-        </w:rPr>
-        <w:t>${MOTOR}</w:t>
-      </w:r>
-      <w:permEnd w:id="1853122422"/>
-    </w:p>
-    <w:p>
-      <w:pPr>
-        <w:pStyle w:val="Sinespaciado"/>
-        <w:tabs>
-          <w:tab w:val="left" w:pos="6105"/>
-        </w:tabs>
-        <w:jc w:val="both"/>
-        <w:rPr>
-          <w:rFonts w:cstheme="minorHAnsi"/>
-          <w:b/>
-          <w:bCs/>
-          <w:lang w:val="en-US"/>
-        </w:rPr>
-      </w:pPr>
-      <w:r>
-        <w:rPr>
-          <w:rFonts w:cstheme="minorHAnsi"/>
-          <w:b/>
-          <w:bCs/>
-          <w:lang w:val="en-US"/>
-        </w:rPr>
-        <w:t>COLOR</w:t>
-      </w:r>
-      <w:r>
-        <w:rPr>
-          <w:rFonts w:cstheme="minorHAnsi"/>
-          <w:lang w:val="en-US"/>
-        </w:rPr>
-        <w:t>:</w:t>
-      </w:r>
-      <w:r>
-        <w:rPr>
-          <w:rFonts w:cstheme="minorHAnsi"/>
-          <w:lang w:val="en-US"/>
-        </w:rPr>
-        <w:t xml:space="preserve"> </w:t>
-      </w:r>
-      <w:permStart w:id="317335517" w:edGrp="everyone"/>
-      <w:r>
-        <w:rPr>
-          <w:lang w:val="en-US"/>
-        </w:rPr>
-        <w:t>${COLOR}</w:t>
-      </w:r>
-      <w:permEnd w:id="317335517"/>
-    </w:p>
-    <w:p>
-      <w:pPr>
-        <w:pStyle w:val="Sinespaciado"/>
-        <w:tabs>
-          <w:tab w:val="left" w:pos="6105"/>
-        </w:tabs>
-        <w:jc w:val="both"/>
-        <w:rPr>
-          <w:rFonts w:cstheme="minorHAnsi"/>
-          <w:b/>
-          <w:bCs/>
-        </w:rPr>
-      </w:pPr>
-      <w:r>
-        <w:rPr>
-          <w:rFonts w:cstheme="minorHAnsi"/>
-          <w:b/>
-          <w:bCs/>
-        </w:rPr>
-        <w:t>AÑO:</w:t>
-      </w:r>
-      <w:r>
-        <w:rPr>
-          <w:rFonts w:cstheme="minorHAnsi"/>
-          <w:b/>
-          <w:bCs/>
-        </w:rPr>
-        <w:t xml:space="preserve"> </w:t>
-      </w:r>
-      <w:permStart w:id="1478047676" w:edGrp="everyone"/>
-      <w:r>
-        <w:t>${ANIO}</w:t>
-      </w:r>
-      <w:permEnd w:id="1478047676"/>
-    </w:p>
-    <w:p>
-      <w:pPr>
-        <w:pStyle w:val="Sinespaciado"/>
-        <w:jc w:val="both"/>
-        <w:rPr>
-          <w:rFonts w:cstheme="minorHAnsi"/>
-          <w:b/>
-          <w:bCs/>
-        </w:rPr>
-      </w:pPr>
-      <w:r>
-        <w:rPr>
-          <w:rFonts w:cstheme="minorHAnsi"/>
-          <w:b/>
-          <w:bCs/>
-        </w:rPr>
-        <w:t>CILINDRAJE:</w:t>
-      </w:r>
-      <w:r>
-        <w:rPr>
-          <w:rFonts w:cstheme="minorHAnsi"/>
-          <w:b/>
-          <w:bCs/>
-        </w:rPr>
-        <w:t xml:space="preserve"> </w:t>
-      </w:r>
-      <w:permStart w:id="57477276" w:edGrp="everyone"/>
-      <w:r>
-        <w:t>${CILINDRAJE}</w:t>
-      </w:r>
-      <w:permEnd w:id="57477276"/>
-    </w:p>
-    <w:p>
-      <w:pPr>
-        <w:pStyle w:val="Sinespaciado"/>
-        <w:jc w:val="both"/>
-      </w:pPr>
-      <w:r>
-        <w:rPr>
-          <w:rFonts w:cstheme="minorHAnsi"/>
-          <w:b/>
-          <w:bCs/>
-        </w:rPr>
-        <w:t>COMBUSTIBLE:</w:t>
-      </w:r>
-      <w:r>
-        <w:rPr>
-          <w:rFonts w:cstheme="minorHAnsi"/>
-          <w:b/>
-          <w:bCs/>
-        </w:rPr>
-        <w:t xml:space="preserve"> </w:t>
-      </w:r>
-      <w:permStart w:id="113181292" w:edGrp="everyone"/>
-      <w:r>
-        <w:t>${COMBUSTIBLE}</w:t>
-      </w:r>
-    </w:p>
-    <w:permEnd w:id="113181292"/>
+    <w:tbl>
+      <w:tblPr>
+        <w:tblStyle w:val="Tablaconcuadrcula"/>
+        <w:tblW w:w="0" w:type="auto"/>
+        <w:tblBorders>
+          <w:top w:val="none" w:sz="0" w:space="0" w:color="auto"/>
+          <w:left w:val="none" w:sz="0" w:space="0" w:color="auto"/>
+          <w:bottom w:val="none" w:sz="0" w:space="0" w:color="auto"/>
+          <w:right w:val="none" w:sz="0" w:space="0" w:color="auto"/>
+          <w:insideH w:val="none" w:sz="0" w:space="0" w:color="auto"/>
+          <w:insideV w:val="none" w:sz="0" w:space="0" w:color="auto"/>
+        </w:tblBorders>
+        <w:tblLook w:val="04A0" w:firstRow="1" w:lastRow="0" w:firstColumn="1" w:lastColumn="0" w:noHBand="0" w:noVBand="1"/>
+      </w:tblPr>
+      <w:tblGrid>
+        <w:gridCol w:w="1326"/>
+        <w:gridCol w:w="2530"/>
+        <w:gridCol w:w="1658"/>
+        <w:gridCol w:w="1830"/>
+        <w:gridCol w:w="1156"/>
+        <w:gridCol w:w="2290"/>
+      </w:tblGrid>
+      <w:tr>
+        <w:tc>
+          <w:tcPr>
+            <w:tcW w:w="1326" w:type="dxa"/>
+          </w:tcPr>
+          <w:p>
+            <w:pPr>
+              <w:jc w:val="right"/>
+              <w:rPr>
+                <w:rFonts w:cstheme="minorHAnsi"/>
+              </w:rPr>
+            </w:pPr>
+            <w:r>
+              <w:rPr>
+                <w:rFonts w:cstheme="minorHAnsi"/>
+                <w:b/>
+                <w:bCs/>
+              </w:rPr>
+              <w:t>EA:</w:t>
+            </w:r>
+          </w:p>
+        </w:tc>
+        <w:tc>
+          <w:tcPr>
+            <w:tcW w:w="2530" w:type="dxa"/>
+          </w:tcPr>
+          <w:p>
+            <w:pPr>
+              <w:pStyle w:val="Sinespaciado"/>
+              <w:jc w:val="both"/>
+              <w:rPr>
+                <w:rFonts w:cstheme="minorHAnsi"/>
+                <w:b/>
+                <w:bCs/>
+              </w:rPr>
+            </w:pPr>
+            <w:permStart w:id="801376273" w:edGrp="everyone"/>
+            <w:r>
+              <w:t>${CODIGO_VEHICULO}</w:t>
+            </w:r>
+            <w:permEnd w:id="801376273"/>
+          </w:p>
+        </w:tc>
+        <w:tc>
+          <w:tcPr>
+            <w:tcW w:w="1658" w:type="dxa"/>
+          </w:tcPr>
+          <w:p>
+            <w:pPr>
+              <w:jc w:val="right"/>
+              <w:rPr>
+                <w:rFonts w:cstheme="minorHAnsi"/>
+              </w:rPr>
+            </w:pPr>
+            <w:r>
+              <w:rPr>
+                <w:rFonts w:cstheme="minorHAnsi"/>
+                <w:b/>
+                <w:bCs/>
+              </w:rPr>
+              <w:t>PLACA:</w:t>
+            </w:r>
+          </w:p>
+        </w:tc>
+        <w:tc>
+          <w:tcPr>
+            <w:tcW w:w="1830" w:type="dxa"/>
+          </w:tcPr>
+          <w:p>
+            <w:pPr>
+              <w:pStyle w:val="Sinespaciado"/>
+              <w:jc w:val="both"/>
+              <w:rPr>
+                <w:rFonts w:cstheme="minorHAnsi"/>
+                <w:b/>
+                <w:bCs/>
+              </w:rPr>
+            </w:pPr>
+            <w:permStart w:id="1300510057" w:edGrp="everyone"/>
+            <w:r>
+              <w:t>${PLACA}</w:t>
+            </w:r>
+            <w:permEnd w:id="1300510057"/>
+          </w:p>
+        </w:tc>
+        <w:tc>
+          <w:tcPr>
+            <w:tcW w:w="1156" w:type="dxa"/>
+          </w:tcPr>
+          <w:p>
+            <w:pPr>
+              <w:jc w:val="right"/>
+              <w:rPr>
+                <w:rFonts w:cstheme="minorHAnsi"/>
+              </w:rPr>
+            </w:pPr>
+            <w:r>
+              <w:rPr>
+                <w:rFonts w:cstheme="minorHAnsi"/>
+                <w:b/>
+                <w:bCs/>
+              </w:rPr>
+              <w:t>MARCA:</w:t>
+            </w:r>
+          </w:p>
+        </w:tc>
+        <w:tc>
+          <w:tcPr>
+            <w:tcW w:w="2290" w:type="dxa"/>
+          </w:tcPr>
+          <w:p>
+            <w:pPr>
+              <w:pStyle w:val="Sinespaciado"/>
+              <w:jc w:val="both"/>
+              <w:rPr>
+                <w:rFonts w:cstheme="minorHAnsi"/>
+                <w:b/>
+                <w:bCs/>
+              </w:rPr>
+            </w:pPr>
+            <w:permStart w:id="948767555" w:edGrp="everyone"/>
+            <w:r>
+              <w:t>${MARCA}</w:t>
+            </w:r>
+            <w:permEnd w:id="948767555"/>
+          </w:p>
+        </w:tc>
+      </w:tr>
+      <w:tr>
+        <w:tc>
+          <w:tcPr>
+            <w:tcW w:w="1326" w:type="dxa"/>
+          </w:tcPr>
+          <w:p>
+            <w:pPr>
+              <w:jc w:val="right"/>
+              <w:rPr>
+                <w:rFonts w:cstheme="minorHAnsi"/>
+              </w:rPr>
+            </w:pPr>
+            <w:r>
+              <w:rPr>
+                <w:rFonts w:cstheme="minorHAnsi"/>
+                <w:b/>
+                <w:bCs/>
+              </w:rPr>
+              <w:t>MODELO:</w:t>
+            </w:r>
+          </w:p>
+        </w:tc>
+        <w:tc>
+          <w:tcPr>
+            <w:tcW w:w="2530" w:type="dxa"/>
+          </w:tcPr>
+          <w:p>
+            <w:pPr>
+              <w:pStyle w:val="Sinespaciado"/>
+              <w:jc w:val="both"/>
+              <w:rPr>
+                <w:rFonts w:cstheme="minorHAnsi"/>
+                <w:b/>
+                <w:bCs/>
+              </w:rPr>
+            </w:pPr>
+            <w:permStart w:id="614411223" w:edGrp="everyone"/>
+            <w:r>
+              <w:t>${MODELO}</w:t>
+            </w:r>
+            <w:permEnd w:id="614411223"/>
+          </w:p>
+        </w:tc>
+        <w:tc>
+          <w:tcPr>
+            <w:tcW w:w="1658" w:type="dxa"/>
+          </w:tcPr>
+          <w:p>
+            <w:pPr>
+              <w:jc w:val="right"/>
+              <w:rPr>
+                <w:rFonts w:cstheme="minorHAnsi"/>
+              </w:rPr>
+            </w:pPr>
+            <w:r>
+              <w:rPr>
+                <w:rFonts w:cstheme="minorHAnsi"/>
+                <w:b/>
+                <w:bCs/>
+              </w:rPr>
+              <w:t>TIPO:</w:t>
+            </w:r>
+          </w:p>
+        </w:tc>
+        <w:tc>
+          <w:tcPr>
+            <w:tcW w:w="1830" w:type="dxa"/>
+          </w:tcPr>
+          <w:p>
+            <w:pPr>
+              <w:pStyle w:val="Sinespaciado"/>
+              <w:jc w:val="both"/>
+              <w:rPr>
+                <w:rFonts w:cstheme="minorHAnsi"/>
+                <w:b/>
+                <w:bCs/>
+              </w:rPr>
+            </w:pPr>
+            <w:permStart w:id="1683697512" w:edGrp="everyone"/>
+            <w:r>
+              <w:t>${TIPO}</w:t>
+            </w:r>
+            <w:permEnd w:id="1683697512"/>
+          </w:p>
+        </w:tc>
+        <w:tc>
+          <w:tcPr>
+            <w:tcW w:w="1156" w:type="dxa"/>
+          </w:tcPr>
+          <w:p>
+            <w:pPr>
+              <w:jc w:val="right"/>
+              <w:rPr>
+                <w:rFonts w:cstheme="minorHAnsi"/>
+              </w:rPr>
+            </w:pPr>
+            <w:r>
+              <w:rPr>
+                <w:rFonts w:cstheme="minorHAnsi"/>
+                <w:b/>
+                <w:bCs/>
+                <w:lang w:val="en-US"/>
+              </w:rPr>
+              <w:t>CHASIS:</w:t>
+            </w:r>
+          </w:p>
+        </w:tc>
+        <w:tc>
+          <w:tcPr>
+            <w:tcW w:w="2290" w:type="dxa"/>
+          </w:tcPr>
+          <w:p>
+            <w:pPr>
+              <w:pStyle w:val="Sinespaciado"/>
+              <w:jc w:val="both"/>
+              <w:rPr>
+                <w:rFonts w:cstheme="minorHAnsi"/>
+                <w:b/>
+                <w:bCs/>
+                <w:lang w:val="en-US"/>
+              </w:rPr>
+            </w:pPr>
+            <w:permStart w:id="1687835345" w:edGrp="everyone"/>
+            <w:r>
+              <w:rPr>
+                <w:lang w:val="en-US"/>
+              </w:rPr>
+              <w:t>${CHASIS}</w:t>
+            </w:r>
+            <w:permEnd w:id="1687835345"/>
+          </w:p>
+        </w:tc>
+      </w:tr>
+      <w:tr>
+        <w:tc>
+          <w:tcPr>
+            <w:tcW w:w="1326" w:type="dxa"/>
+          </w:tcPr>
+          <w:p>
+            <w:pPr>
+              <w:jc w:val="right"/>
+              <w:rPr>
+                <w:rFonts w:cstheme="minorHAnsi"/>
+              </w:rPr>
+            </w:pPr>
+            <w:r>
+              <w:rPr>
+                <w:rFonts w:cstheme="minorHAnsi"/>
+                <w:b/>
+                <w:bCs/>
+                <w:lang w:val="en-US"/>
+              </w:rPr>
+              <w:t>MOTOR:</w:t>
+            </w:r>
+          </w:p>
+        </w:tc>
+        <w:tc>
+          <w:tcPr>
+            <w:tcW w:w="2530" w:type="dxa"/>
+          </w:tcPr>
+          <w:p>
+            <w:pPr>
+              <w:pStyle w:val="Sinespaciado"/>
+              <w:jc w:val="both"/>
+              <w:rPr>
+                <w:rFonts w:cstheme="minorHAnsi"/>
+                <w:b/>
+                <w:bCs/>
+                <w:lang w:val="en-US"/>
+              </w:rPr>
+            </w:pPr>
+            <w:permStart w:id="1264469021" w:edGrp="everyone"/>
+            <w:r>
+              <w:rPr>
+                <w:lang w:val="en-US"/>
+              </w:rPr>
+              <w:t>${MOTOR}</w:t>
+            </w:r>
+            <w:permEnd w:id="1264469021"/>
+          </w:p>
+        </w:tc>
+        <w:tc>
+          <w:tcPr>
+            <w:tcW w:w="1658" w:type="dxa"/>
+          </w:tcPr>
+          <w:p>
+            <w:pPr>
+              <w:jc w:val="right"/>
+              <w:rPr>
+                <w:rFonts w:cstheme="minorHAnsi"/>
+              </w:rPr>
+            </w:pPr>
+            <w:r>
+              <w:rPr>
+                <w:rFonts w:cstheme="minorHAnsi"/>
+                <w:b/>
+                <w:bCs/>
+                <w:lang w:val="en-US"/>
+              </w:rPr>
+              <w:t>COLOR</w:t>
+            </w:r>
+            <w:r>
+              <w:rPr>
+                <w:rFonts w:cstheme="minorHAnsi"/>
+                <w:lang w:val="en-US"/>
+              </w:rPr>
+              <w:t>:</w:t>
+            </w:r>
+          </w:p>
+        </w:tc>
+        <w:tc>
+          <w:tcPr>
+            <w:tcW w:w="1830" w:type="dxa"/>
+          </w:tcPr>
+          <w:p>
+            <w:pPr>
+              <w:pStyle w:val="Sinespaciado"/>
+              <w:tabs>
+                <w:tab w:val="left" w:pos="6105"/>
+              </w:tabs>
+              <w:jc w:val="both"/>
+              <w:rPr>
+                <w:rFonts w:cstheme="minorHAnsi"/>
+                <w:b/>
+                <w:bCs/>
+                <w:lang w:val="en-US"/>
+              </w:rPr>
+            </w:pPr>
+            <w:permStart w:id="1295583630" w:edGrp="everyone"/>
+            <w:r>
+              <w:rPr>
+                <w:lang w:val="en-US"/>
+              </w:rPr>
+              <w:t>${COLOR}</w:t>
+            </w:r>
+            <w:permEnd w:id="1295583630"/>
+          </w:p>
+        </w:tc>
+        <w:tc>
+          <w:tcPr>
+            <w:tcW w:w="1156" w:type="dxa"/>
+          </w:tcPr>
+          <w:p>
+            <w:pPr>
+              <w:jc w:val="right"/>
+              <w:rPr>
+                <w:rFonts w:cstheme="minorHAnsi"/>
+              </w:rPr>
+            </w:pPr>
+            <w:r>
+              <w:rPr>
+                <w:rFonts w:cstheme="minorHAnsi"/>
+                <w:b/>
+                <w:bCs/>
+              </w:rPr>
+              <w:t>AÑO:</w:t>
+            </w:r>
+          </w:p>
+        </w:tc>
+        <w:tc>
+          <w:tcPr>
+            <w:tcW w:w="2290" w:type="dxa"/>
+          </w:tcPr>
+          <w:p>
+            <w:pPr>
+              <w:pStyle w:val="Sinespaciado"/>
+              <w:tabs>
+                <w:tab w:val="left" w:pos="6105"/>
+              </w:tabs>
+              <w:jc w:val="both"/>
+              <w:rPr>
+                <w:rFonts w:cstheme="minorHAnsi"/>
+                <w:b/>
+                <w:bCs/>
+              </w:rPr>
+            </w:pPr>
+            <w:permStart w:id="1005997612" w:edGrp="everyone"/>
+            <w:r>
+              <w:t>${ANIO}</w:t>
+            </w:r>
+            <w:permEnd w:id="1005997612"/>
+          </w:p>
+        </w:tc>
+      </w:tr>
+      <w:tr>
+        <w:tc>
+          <w:tcPr>
+            <w:tcW w:w="1326" w:type="dxa"/>
+          </w:tcPr>
+          <w:p>
+            <w:pPr>
+              <w:jc w:val="right"/>
+              <w:rPr>
+                <w:rFonts w:cstheme="minorHAnsi"/>
+              </w:rPr>
+            </w:pPr>
+            <w:r>
+              <w:rPr>
+                <w:rFonts w:cstheme="minorHAnsi"/>
+                <w:b/>
+                <w:bCs/>
+              </w:rPr>
+              <w:t>CILINDRAJE:</w:t>
+            </w:r>
+          </w:p>
+        </w:tc>
+        <w:tc>
+          <w:tcPr>
+            <w:tcW w:w="2530" w:type="dxa"/>
+          </w:tcPr>
+          <w:p>
+            <w:pPr>
+              <w:pStyle w:val="Sinespaciado"/>
+              <w:jc w:val="both"/>
+              <w:rPr>
+                <w:rFonts w:cstheme="minorHAnsi"/>
+                <w:b/>
+                <w:bCs/>
+              </w:rPr>
+            </w:pPr>
+            <w:permStart w:id="848167399" w:edGrp="everyone"/>
+            <w:r>
+              <w:t>${CILINDRAJE}</w:t>
+            </w:r>
+            <w:permEnd w:id="848167399"/>
+          </w:p>
+        </w:tc>
+        <w:tc>
+          <w:tcPr>
+            <w:tcW w:w="1658" w:type="dxa"/>
+          </w:tcPr>
+          <w:p>
+            <w:pPr>
+              <w:jc w:val="right"/>
+              <w:rPr>
+                <w:rFonts w:cstheme="minorHAnsi"/>
+              </w:rPr>
+            </w:pPr>
+            <w:r>
+              <w:rPr>
+                <w:rFonts w:cstheme="minorHAnsi"/>
+                <w:b/>
+                <w:bCs/>
+              </w:rPr>
+              <w:t>COMBUSTIBLE:</w:t>
+            </w:r>
+          </w:p>
+        </w:tc>
+        <w:tc>
+          <w:tcPr>
+            <w:tcW w:w="1830" w:type="dxa"/>
+          </w:tcPr>
+          <w:p>
+            <w:pPr>
+              <w:pStyle w:val="Sinespaciado"/>
+              <w:jc w:val="both"/>
+            </w:pPr>
+            <w:permStart w:id="1394753431" w:edGrp="everyone"/>
+            <w:r>
+              <w:t>${COMBUSTIBLE}</w:t>
+            </w:r>
+            <w:permEnd w:id="1394753431"/>
+          </w:p>
+        </w:tc>
+        <w:tc>
+          <w:tcPr>
+            <w:tcW w:w="1156" w:type="dxa"/>
+          </w:tcPr>
+          <w:p>
+            <w:pPr>
+              <w:jc w:val="both"/>
+              <w:rPr>
+                <w:rFonts w:cstheme="minorHAnsi"/>
+              </w:rPr>
+            </w:pPr>
+          </w:p>
+        </w:tc>
+        <w:tc>
+          <w:tcPr>
+            <w:tcW w:w="2290" w:type="dxa"/>
+          </w:tcPr>
+          <w:p>
+            <w:pPr>
+              <w:jc w:val="both"/>
+              <w:rPr>
+                <w:rFonts w:cstheme="minorHAnsi"/>
+              </w:rPr>
+            </w:pPr>
+          </w:p>
+        </w:tc>
+      </w:tr>
+    </w:tbl>
     <w:p>
       <w:pPr>
         <w:pStyle w:val="Sinespaciado"/>
@@ -1826,227 +1976,233 @@
         <w:rPr>
           <w:rFonts w:cstheme="minorHAnsi"/>
         </w:rPr>
+        <w:t>daños o desperfecto</w:t>
+      </w:r>
+      <w:r>
+        <w:rPr>
+          <w:rFonts w:cstheme="minorHAnsi"/>
+        </w:rPr>
+        <w:t>s.</w:t>
+      </w:r>
+      <w:r>
+        <w:rPr>
+          <w:rFonts w:cstheme="minorHAnsi"/>
+        </w:rPr>
+        <w:t xml:space="preserve"> </w:t>
+      </w:r>
+      <w:r>
+        <w:rPr>
+          <w:rFonts w:cstheme="minorHAnsi"/>
+          <w:b/>
+          <w:bCs/>
+          <w:u w:val="single"/>
+        </w:rPr>
+        <w:t>SEXTA</w:t>
+      </w:r>
+      <w:r>
+        <w:rPr>
+          <w:rFonts w:cstheme="minorHAnsi"/>
+          <w:b/>
+          <w:bCs/>
+        </w:rPr>
+        <w:t xml:space="preserve">: </w:t>
+      </w:r>
+      <w:r>
+        <w:rPr>
+          <w:rFonts w:cstheme="minorHAnsi"/>
+        </w:rPr>
+        <w:t xml:space="preserve">EL VENDEDOR hace entrega del vehículo, en buen estado, libre de gravámenes, embargos, </w:t>
+      </w:r>
+      <w:r>
+        <w:rPr>
+          <w:rFonts w:cstheme="minorHAnsi"/>
+        </w:rPr>
+        <w:t>multas, pactos</w:t>
+      </w:r>
+      <w:r>
+        <w:rPr>
+          <w:rFonts w:cstheme="minorHAnsi"/>
+        </w:rPr>
+        <w:t xml:space="preserve"> de reserva de dominio y cualquiera otra circunstancia que afecte el libre comercio del bien objeto del presente contrato. </w:t>
+      </w:r>
+      <w:r>
+        <w:rPr>
+          <w:rFonts w:cstheme="minorHAnsi"/>
+          <w:b/>
+          <w:bCs/>
+          <w:u w:val="single"/>
+        </w:rPr>
+        <w:t>S</w:t>
+      </w:r>
+      <w:r>
+        <w:rPr>
+          <w:rFonts w:cstheme="minorHAnsi"/>
+          <w:b/>
+          <w:bCs/>
+          <w:u w:val="single"/>
+        </w:rPr>
+        <w:t>É</w:t>
+      </w:r>
+      <w:r>
+        <w:rPr>
+          <w:rFonts w:cstheme="minorHAnsi"/>
+          <w:b/>
+          <w:bCs/>
+          <w:u w:val="single"/>
+        </w:rPr>
+        <w:t>PTIMA</w:t>
+      </w:r>
+      <w:r>
+        <w:rPr>
+          <w:rFonts w:cstheme="minorHAnsi"/>
+        </w:rPr>
+        <w:t>: EL VENDEDOR se obliga a rend</w:t>
+      </w:r>
+      <w:r>
+        <w:rPr>
+          <w:rFonts w:cstheme="minorHAnsi"/>
+        </w:rPr>
+        <w:t>ir</w:t>
+      </w:r>
+      <w:r>
+        <w:rPr>
+          <w:rFonts w:cstheme="minorHAnsi"/>
+        </w:rPr>
+        <w:t xml:space="preserve"> a favor del COMPRADOR una garantía mecánica de </w:t>
+      </w:r>
+      <w:r>
+        <w:rPr>
+          <w:rFonts w:cstheme="minorHAnsi"/>
+        </w:rPr>
+        <w:t>sesenta</w:t>
+      </w:r>
+      <w:r>
+        <w:rPr>
+          <w:rFonts w:cstheme="minorHAnsi"/>
+        </w:rPr>
+        <w:t xml:space="preserve"> días (</w:t>
+      </w:r>
+      <w:r>
+        <w:rPr>
+          <w:rFonts w:cstheme="minorHAnsi"/>
+        </w:rPr>
+        <w:t>6</w:t>
+      </w:r>
+      <w:r>
+        <w:rPr>
+          <w:rFonts w:cstheme="minorHAnsi"/>
+        </w:rPr>
+        <w:t>0)</w:t>
+      </w:r>
+      <w:r>
+        <w:rPr>
+          <w:rFonts w:cstheme="minorHAnsi"/>
+        </w:rPr>
+        <w:t xml:space="preserve"> naturales</w:t>
+      </w:r>
+      <w:r>
+        <w:rPr>
+          <w:rFonts w:cstheme="minorHAnsi"/>
+        </w:rPr>
+        <w:t xml:space="preserve">, los cuales </w:t>
+      </w:r>
+      <w:r>
+        <w:rPr>
+          <w:rFonts w:cstheme="minorHAnsi"/>
+        </w:rPr>
+        <w:t>comienzan</w:t>
+      </w:r>
+      <w:r>
+        <w:rPr>
+          <w:rFonts w:cstheme="minorHAnsi"/>
+        </w:rPr>
+        <w:t xml:space="preserve"> a contar a partir del día de la entrega del vehículo. Dicha garantía mecánica cubre desperfectos de </w:t>
+      </w:r>
+      <w:r>
+        <w:rPr>
+          <w:rFonts w:cstheme="minorHAnsi"/>
+        </w:rPr>
+        <w:t>c</w:t>
+      </w:r>
+      <w:r>
+        <w:rPr>
+          <w:rFonts w:cstheme="minorHAnsi"/>
+        </w:rPr>
+        <w:t>aja, motor y diferencial (cuando aplique</w:t>
+      </w:r>
+      <w:r>
+        <w:rPr>
+          <w:rFonts w:cstheme="minorHAnsi"/>
+        </w:rPr>
+        <w:t xml:space="preserve"> o </w:t>
+      </w:r>
+      <w:r>
+        <w:rPr>
+          <w:rFonts w:cstheme="minorHAnsi"/>
+        </w:rPr>
+        <w:t>según lo plasmado en la política de garantía</w:t>
+      </w:r>
+      <w:r>
+        <w:rPr>
+          <w:rFonts w:cstheme="minorHAnsi"/>
+        </w:rPr>
+        <w:t>)</w:t>
+      </w:r>
+      <w:r>
+        <w:rPr>
+          <w:rFonts w:cstheme="minorHAnsi"/>
+        </w:rPr>
+        <w:t>.</w:t>
+      </w:r>
+      <w:r>
+        <w:rPr>
+          <w:rFonts w:cstheme="minorHAnsi"/>
+        </w:rPr>
+        <w:t xml:space="preserve"> </w:t>
+      </w:r>
+      <w:r>
+        <w:rPr>
+          <w:rFonts w:cstheme="minorHAnsi"/>
+          <w:b/>
+          <w:bCs/>
+          <w:u w:val="single"/>
+        </w:rPr>
+        <w:t>OCTAVA</w:t>
+      </w:r>
+      <w:r>
+        <w:rPr>
+          <w:rFonts w:cstheme="minorHAnsi"/>
+          <w:b/>
+          <w:bCs/>
+        </w:rPr>
+        <w:t xml:space="preserve">: </w:t>
+      </w:r>
+      <w:r>
+        <w:rPr>
+          <w:rFonts w:cstheme="minorHAnsi"/>
+        </w:rPr>
+        <w:t xml:space="preserve">Para hacer efectiva la garantía mecánica establecida en la cláusula SÉPTIMA, EL COMPRADOR deberá:  </w:t>
+      </w:r>
+      <w:r>
+        <w:rPr>
+          <w:rFonts w:cstheme="minorHAnsi"/>
+          <w:b/>
+          <w:bCs/>
+        </w:rPr>
+        <w:t>a)</w:t>
+      </w:r>
+      <w:r>
+        <w:rPr>
+          <w:rFonts w:cstheme="minorHAnsi"/>
+        </w:rPr>
+        <w:t xml:space="preserve"> Notificar inmediatamente por escrito o por cualquier medio a EL VENDEDOR dentro de las veinticuatro (24) horas siguientes de </w:t>
+      </w:r>
+      <w:r>
+        <w:rPr>
+          <w:rFonts w:cstheme="minorHAnsi"/>
+        </w:rPr>
         <w:lastRenderedPageBreak/>
-        <w:t>daños o desperfecto</w:t>
-      </w:r>
-      <w:r>
-        <w:rPr>
-          <w:rFonts w:cstheme="minorHAnsi"/>
-        </w:rPr>
-        <w:t>s.</w:t>
-      </w:r>
-      <w:r>
-        <w:rPr>
-          <w:rFonts w:cstheme="minorHAnsi"/>
-        </w:rPr>
-        <w:t xml:space="preserve"> </w:t>
-      </w:r>
-      <w:r>
-        <w:rPr>
-          <w:rFonts w:cstheme="minorHAnsi"/>
-          <w:b/>
-          <w:bCs/>
-          <w:u w:val="single"/>
-        </w:rPr>
-        <w:t>SEXTA</w:t>
-      </w:r>
-      <w:r>
-        <w:rPr>
-          <w:rFonts w:cstheme="minorHAnsi"/>
-          <w:b/>
-          <w:bCs/>
-        </w:rPr>
-        <w:t xml:space="preserve">: </w:t>
-      </w:r>
-      <w:r>
-        <w:rPr>
-          <w:rFonts w:cstheme="minorHAnsi"/>
-        </w:rPr>
-        <w:t xml:space="preserve">EL VENDEDOR hace entrega del vehículo, en buen estado, libre de gravámenes, embargos, </w:t>
-      </w:r>
-      <w:r>
-        <w:rPr>
-          <w:rFonts w:cstheme="minorHAnsi"/>
-        </w:rPr>
-        <w:t>multas, pactos</w:t>
-      </w:r>
-      <w:r>
-        <w:rPr>
-          <w:rFonts w:cstheme="minorHAnsi"/>
-        </w:rPr>
-        <w:t xml:space="preserve"> de reserva de dominio y cualquiera otra circunstancia que afecte el libre comercio del bien objeto del presente contrato. </w:t>
-      </w:r>
-      <w:r>
-        <w:rPr>
-          <w:rFonts w:cstheme="minorHAnsi"/>
-          <w:b/>
-          <w:bCs/>
-          <w:u w:val="single"/>
-        </w:rPr>
-        <w:t>S</w:t>
-      </w:r>
-      <w:r>
-        <w:rPr>
-          <w:rFonts w:cstheme="minorHAnsi"/>
-          <w:b/>
-          <w:bCs/>
-          <w:u w:val="single"/>
-        </w:rPr>
-        <w:t>É</w:t>
-      </w:r>
-      <w:r>
-        <w:rPr>
-          <w:rFonts w:cstheme="minorHAnsi"/>
-          <w:b/>
-          <w:bCs/>
-          <w:u w:val="single"/>
-        </w:rPr>
-        <w:t>PTIMA</w:t>
-      </w:r>
-      <w:r>
-        <w:rPr>
-          <w:rFonts w:cstheme="minorHAnsi"/>
-        </w:rPr>
-        <w:t>: EL VENDEDOR se obliga a rend</w:t>
-      </w:r>
-      <w:r>
-        <w:rPr>
-          <w:rFonts w:cstheme="minorHAnsi"/>
-        </w:rPr>
-        <w:t>ir</w:t>
-      </w:r>
-      <w:r>
-        <w:rPr>
-          <w:rFonts w:cstheme="minorHAnsi"/>
-        </w:rPr>
-        <w:t xml:space="preserve"> a favor del COMPRADOR una garantía mecánica de </w:t>
-      </w:r>
-      <w:r>
-        <w:rPr>
-          <w:rFonts w:cstheme="minorHAnsi"/>
-        </w:rPr>
-        <w:t>sesenta</w:t>
-      </w:r>
-      <w:r>
-        <w:rPr>
-          <w:rFonts w:cstheme="minorHAnsi"/>
-        </w:rPr>
-        <w:t xml:space="preserve"> días (</w:t>
-      </w:r>
-      <w:r>
-        <w:rPr>
-          <w:rFonts w:cstheme="minorHAnsi"/>
-        </w:rPr>
-        <w:t>6</w:t>
-      </w:r>
-      <w:r>
-        <w:rPr>
-          <w:rFonts w:cstheme="minorHAnsi"/>
-        </w:rPr>
-        <w:t>0)</w:t>
-      </w:r>
-      <w:r>
-        <w:rPr>
-          <w:rFonts w:cstheme="minorHAnsi"/>
-        </w:rPr>
-        <w:t xml:space="preserve"> naturales</w:t>
-      </w:r>
-      <w:r>
-        <w:rPr>
-          <w:rFonts w:cstheme="minorHAnsi"/>
-        </w:rPr>
-        <w:t xml:space="preserve">, los cuales </w:t>
-      </w:r>
-      <w:r>
-        <w:rPr>
-          <w:rFonts w:cstheme="minorHAnsi"/>
-        </w:rPr>
-        <w:t>comienzan</w:t>
-      </w:r>
-      <w:r>
-        <w:rPr>
-          <w:rFonts w:cstheme="minorHAnsi"/>
-        </w:rPr>
-        <w:t xml:space="preserve"> a contar a partir del día de la entrega del vehículo. Dicha garantía mecánica cubre desperfectos de </w:t>
-      </w:r>
-      <w:r>
-        <w:rPr>
-          <w:rFonts w:cstheme="minorHAnsi"/>
-        </w:rPr>
-        <w:t>c</w:t>
-      </w:r>
-      <w:r>
-        <w:rPr>
-          <w:rFonts w:cstheme="minorHAnsi"/>
-        </w:rPr>
-        <w:t>aja, motor y diferencial (cuando aplique</w:t>
-      </w:r>
-      <w:r>
-        <w:rPr>
-          <w:rFonts w:cstheme="minorHAnsi"/>
-        </w:rPr>
-        <w:t xml:space="preserve"> o </w:t>
-      </w:r>
-      <w:r>
-        <w:rPr>
-          <w:rFonts w:cstheme="minorHAnsi"/>
-        </w:rPr>
-        <w:t>según lo plasmado en la política de garantía</w:t>
-      </w:r>
-      <w:r>
-        <w:rPr>
-          <w:rFonts w:cstheme="minorHAnsi"/>
-        </w:rPr>
-        <w:t>)</w:t>
-      </w:r>
-      <w:r>
-        <w:rPr>
-          <w:rFonts w:cstheme="minorHAnsi"/>
-        </w:rPr>
-        <w:t>.</w:t>
-      </w:r>
-      <w:r>
-        <w:rPr>
-          <w:rFonts w:cstheme="minorHAnsi"/>
-        </w:rPr>
-        <w:t xml:space="preserve"> </w:t>
-      </w:r>
-      <w:r>
-        <w:rPr>
-          <w:rFonts w:cstheme="minorHAnsi"/>
-          <w:b/>
-          <w:bCs/>
-          <w:u w:val="single"/>
-        </w:rPr>
-        <w:t>OCTAVA</w:t>
-      </w:r>
-      <w:r>
-        <w:rPr>
-          <w:rFonts w:cstheme="minorHAnsi"/>
-          <w:b/>
-          <w:bCs/>
-        </w:rPr>
-        <w:t xml:space="preserve">: </w:t>
-      </w:r>
-      <w:r>
-        <w:rPr>
-          <w:rFonts w:cstheme="minorHAnsi"/>
-        </w:rPr>
-        <w:t xml:space="preserve">Para hacer efectiva la garantía mecánica establecida en la cláusula SÉPTIMA, EL COMPRADOR deberá:  </w:t>
-      </w:r>
-      <w:r>
-        <w:rPr>
-          <w:rFonts w:cstheme="minorHAnsi"/>
-          <w:b/>
-          <w:bCs/>
-        </w:rPr>
-        <w:t>a)</w:t>
-      </w:r>
-      <w:r>
-        <w:rPr>
-          <w:rFonts w:cstheme="minorHAnsi"/>
-        </w:rPr>
-        <w:t xml:space="preserve"> Notificar inmediatamente por escrito o por cualquier medio a EL VENDEDOR dentro de las veinticuatro (24) horas siguientes de detectado el desperfecto </w:t>
+        <w:t xml:space="preserve">detectado el desperfecto </w:t>
       </w:r>
       <w:r>
         <w:rPr>
@@ -2856,6 +3012,15 @@
         </w:rPr>
         <w:t>.</w:t>
       </w:r>
+    </w:p>
+    <w:p>
+      <w:pPr>
+        <w:pStyle w:val="Sinespaciado"/>
+        <w:jc w:val="both"/>
+        <w:rPr>
+          <w:rFonts w:cstheme="minorHAnsi"/>
+        </w:rPr>
+      </w:pPr>
     </w:p>
     <w:p>
       <w:pPr>

--- a/plantillas/venta_contrato_vehiculo_PN_NULO_v2.docx
+++ b/plantillas/venta_contrato_vehiculo_PN_NULO_v2.docx
@@ -734,20 +734,21 @@
           <w:insideH w:val="none" w:sz="0" w:space="0" w:color="auto"/>
           <w:insideV w:val="none" w:sz="0" w:space="0" w:color="auto"/>
         </w:tblBorders>
+        <w:tblLayout w:type="fixed"/>
         <w:tblLook w:val="04A0" w:firstRow="1" w:lastRow="0" w:firstColumn="1" w:lastColumn="0" w:noHBand="0" w:noVBand="1"/>
       </w:tblPr>
       <w:tblGrid>
-        <w:gridCol w:w="1326"/>
-        <w:gridCol w:w="2530"/>
-        <w:gridCol w:w="1658"/>
-        <w:gridCol w:w="1830"/>
-        <w:gridCol w:w="1156"/>
-        <w:gridCol w:w="2290"/>
+        <w:gridCol w:w="1327"/>
+        <w:gridCol w:w="2235"/>
+        <w:gridCol w:w="1597"/>
+        <w:gridCol w:w="2393"/>
+        <w:gridCol w:w="991"/>
+        <w:gridCol w:w="2247"/>
       </w:tblGrid>
       <w:tr>
         <w:tc>
           <w:tcPr>
-            <w:tcW w:w="1326" w:type="dxa"/>
+            <w:tcW w:w="1327" w:type="dxa"/>
           </w:tcPr>
           <w:p>
             <w:pPr>
@@ -768,7 +769,7 @@
         </w:tc>
         <w:tc>
           <w:tcPr>
-            <w:tcW w:w="2530" w:type="dxa"/>
+            <w:tcW w:w="2235" w:type="dxa"/>
           </w:tcPr>
           <w:p>
             <w:pPr>
@@ -780,16 +781,16 @@
                 <w:bCs/>
               </w:rPr>
             </w:pPr>
-            <w:permStart w:id="801376273" w:edGrp="everyone"/>
+            <w:permStart w:id="1852915918" w:edGrp="everyone"/>
             <w:r>
               <w:t>${CODIGO_VEHICULO}</w:t>
             </w:r>
-            <w:permEnd w:id="801376273"/>
+            <w:permEnd w:id="1852915918"/>
           </w:p>
         </w:tc>
         <w:tc>
           <w:tcPr>
-            <w:tcW w:w="1658" w:type="dxa"/>
+            <w:tcW w:w="1597" w:type="dxa"/>
           </w:tcPr>
           <w:p>
             <w:pPr>
@@ -810,7 +811,7 @@
         </w:tc>
         <w:tc>
           <w:tcPr>
-            <w:tcW w:w="1830" w:type="dxa"/>
+            <w:tcW w:w="2393" w:type="dxa"/>
           </w:tcPr>
           <w:p>
             <w:pPr>
@@ -822,16 +823,16 @@
                 <w:bCs/>
               </w:rPr>
             </w:pPr>
-            <w:permStart w:id="1300510057" w:edGrp="everyone"/>
+            <w:permStart w:id="209399554" w:edGrp="everyone"/>
             <w:r>
               <w:t>${PLACA}</w:t>
             </w:r>
-            <w:permEnd w:id="1300510057"/>
+            <w:permEnd w:id="209399554"/>
           </w:p>
         </w:tc>
         <w:tc>
           <w:tcPr>
-            <w:tcW w:w="1156" w:type="dxa"/>
+            <w:tcW w:w="991" w:type="dxa"/>
           </w:tcPr>
           <w:p>
             <w:pPr>
@@ -852,7 +853,7 @@
         </w:tc>
         <w:tc>
           <w:tcPr>
-            <w:tcW w:w="2290" w:type="dxa"/>
+            <w:tcW w:w="2247" w:type="dxa"/>
           </w:tcPr>
           <w:p>
             <w:pPr>
@@ -864,18 +865,18 @@
                 <w:bCs/>
               </w:rPr>
             </w:pPr>
-            <w:permStart w:id="948767555" w:edGrp="everyone"/>
+            <w:permStart w:id="1774808327" w:edGrp="everyone"/>
             <w:r>
               <w:t>${MARCA}</w:t>
             </w:r>
-            <w:permEnd w:id="948767555"/>
+            <w:permEnd w:id="1774808327"/>
           </w:p>
         </w:tc>
       </w:tr>
       <w:tr>
         <w:tc>
           <w:tcPr>
-            <w:tcW w:w="1326" w:type="dxa"/>
+            <w:tcW w:w="1327" w:type="dxa"/>
           </w:tcPr>
           <w:p>
             <w:pPr>
@@ -896,7 +897,7 @@
         </w:tc>
         <w:tc>
           <w:tcPr>
-            <w:tcW w:w="2530" w:type="dxa"/>
+            <w:tcW w:w="2235" w:type="dxa"/>
           </w:tcPr>
           <w:p>
             <w:pPr>
@@ -908,16 +909,16 @@
                 <w:bCs/>
               </w:rPr>
             </w:pPr>
-            <w:permStart w:id="614411223" w:edGrp="everyone"/>
+            <w:permStart w:id="1245250448" w:edGrp="everyone"/>
             <w:r>
               <w:t>${MODELO}</w:t>
             </w:r>
-            <w:permEnd w:id="614411223"/>
+            <w:permEnd w:id="1245250448"/>
           </w:p>
         </w:tc>
         <w:tc>
           <w:tcPr>
-            <w:tcW w:w="1658" w:type="dxa"/>
+            <w:tcW w:w="1597" w:type="dxa"/>
           </w:tcPr>
           <w:p>
             <w:pPr>
@@ -938,7 +939,7 @@
         </w:tc>
         <w:tc>
           <w:tcPr>
-            <w:tcW w:w="1830" w:type="dxa"/>
+            <w:tcW w:w="2393" w:type="dxa"/>
           </w:tcPr>
           <w:p>
             <w:pPr>
@@ -950,16 +951,16 @@
                 <w:bCs/>
               </w:rPr>
             </w:pPr>
-            <w:permStart w:id="1683697512" w:edGrp="everyone"/>
+            <w:permStart w:id="639647495" w:edGrp="everyone"/>
             <w:r>
               <w:t>${TIPO}</w:t>
             </w:r>
-            <w:permEnd w:id="1683697512"/>
+            <w:permEnd w:id="639647495"/>
           </w:p>
         </w:tc>
         <w:tc>
           <w:tcPr>
-            <w:tcW w:w="1156" w:type="dxa"/>
+            <w:tcW w:w="991" w:type="dxa"/>
           </w:tcPr>
           <w:p>
             <w:pPr>
@@ -981,7 +982,7 @@
         </w:tc>
         <w:tc>
           <w:tcPr>
-            <w:tcW w:w="2290" w:type="dxa"/>
+            <w:tcW w:w="2247" w:type="dxa"/>
           </w:tcPr>
           <w:p>
             <w:pPr>
@@ -991,24 +992,28 @@
                 <w:rFonts w:cstheme="minorHAnsi"/>
                 <w:b/>
                 <w:bCs/>
+                <w:sz w:val="20"/>
+                <w:szCs w:val="20"/>
                 <w:lang w:val="en-US"/>
               </w:rPr>
             </w:pPr>
-            <w:permStart w:id="1687835345" w:edGrp="everyone"/>
+            <w:permStart w:id="314860864" w:edGrp="everyone"/>
             <w:r>
               <w:rPr>
+                <w:sz w:val="20"/>
+                <w:szCs w:val="20"/>
                 <w:lang w:val="en-US"/>
               </w:rPr>
               <w:t>${CHASIS}</w:t>
             </w:r>
-            <w:permEnd w:id="1687835345"/>
+            <w:permEnd w:id="314860864"/>
           </w:p>
         </w:tc>
       </w:tr>
       <w:tr>
         <w:tc>
           <w:tcPr>
-            <w:tcW w:w="1326" w:type="dxa"/>
+            <w:tcW w:w="1327" w:type="dxa"/>
           </w:tcPr>
           <w:p>
             <w:pPr>
@@ -1030,7 +1035,7 @@
         </w:tc>
         <w:tc>
           <w:tcPr>
-            <w:tcW w:w="2530" w:type="dxa"/>
+            <w:tcW w:w="2235" w:type="dxa"/>
           </w:tcPr>
           <w:p>
             <w:pPr>
@@ -1040,22 +1045,26 @@
                 <w:rFonts w:cstheme="minorHAnsi"/>
                 <w:b/>
                 <w:bCs/>
+                <w:sz w:val="20"/>
+                <w:szCs w:val="20"/>
                 <w:lang w:val="en-US"/>
               </w:rPr>
             </w:pPr>
-            <w:permStart w:id="1264469021" w:edGrp="everyone"/>
+            <w:permStart w:id="941627007" w:edGrp="everyone"/>
             <w:r>
               <w:rPr>
+                <w:sz w:val="20"/>
+                <w:szCs w:val="20"/>
                 <w:lang w:val="en-US"/>
               </w:rPr>
               <w:t>${MOTOR}</w:t>
             </w:r>
-            <w:permEnd w:id="1264469021"/>
+            <w:permEnd w:id="941627007"/>
           </w:p>
         </w:tc>
         <w:tc>
           <w:tcPr>
-            <w:tcW w:w="1658" w:type="dxa"/>
+            <w:tcW w:w="1597" w:type="dxa"/>
           </w:tcPr>
           <w:p>
             <w:pPr>
@@ -1084,7 +1093,7 @@
         </w:tc>
         <w:tc>
           <w:tcPr>
-            <w:tcW w:w="1830" w:type="dxa"/>
+            <w:tcW w:w="2393" w:type="dxa"/>
           </w:tcPr>
           <w:p>
             <w:pPr>
@@ -1100,19 +1109,19 @@
                 <w:lang w:val="en-US"/>
               </w:rPr>
             </w:pPr>
-            <w:permStart w:id="1295583630" w:edGrp="everyone"/>
+            <w:permStart w:id="1159223516" w:edGrp="everyone"/>
             <w:r>
               <w:rPr>
                 <w:lang w:val="en-US"/>
               </w:rPr>
               <w:t>${COLOR}</w:t>
             </w:r>
-            <w:permEnd w:id="1295583630"/>
+            <w:permEnd w:id="1159223516"/>
           </w:p>
         </w:tc>
         <w:tc>
           <w:tcPr>
-            <w:tcW w:w="1156" w:type="dxa"/>
+            <w:tcW w:w="991" w:type="dxa"/>
           </w:tcPr>
           <w:p>
             <w:pPr>
@@ -1133,7 +1142,7 @@
         </w:tc>
         <w:tc>
           <w:tcPr>
-            <w:tcW w:w="2290" w:type="dxa"/>
+            <w:tcW w:w="2247" w:type="dxa"/>
           </w:tcPr>
           <w:p>
             <w:pPr>
@@ -1148,18 +1157,18 @@
                 <w:bCs/>
               </w:rPr>
             </w:pPr>
-            <w:permStart w:id="1005997612" w:edGrp="everyone"/>
+            <w:permStart w:id="808478551" w:edGrp="everyone"/>
             <w:r>
               <w:t>${ANIO}</w:t>
             </w:r>
-            <w:permEnd w:id="1005997612"/>
+            <w:permEnd w:id="808478551"/>
           </w:p>
         </w:tc>
       </w:tr>
       <w:tr>
         <w:tc>
           <w:tcPr>
-            <w:tcW w:w="1326" w:type="dxa"/>
+            <w:tcW w:w="1327" w:type="dxa"/>
           </w:tcPr>
           <w:p>
             <w:pPr>
@@ -1180,7 +1189,7 @@
         </w:tc>
         <w:tc>
           <w:tcPr>
-            <w:tcW w:w="2530" w:type="dxa"/>
+            <w:tcW w:w="2235" w:type="dxa"/>
           </w:tcPr>
           <w:p>
             <w:pPr>
@@ -1192,16 +1201,16 @@
                 <w:bCs/>
               </w:rPr>
             </w:pPr>
-            <w:permStart w:id="848167399" w:edGrp="everyone"/>
+            <w:permStart w:id="594437714" w:edGrp="everyone"/>
             <w:r>
               <w:t>${CILINDRAJE}</w:t>
             </w:r>
-            <w:permEnd w:id="848167399"/>
+            <w:permEnd w:id="594437714"/>
           </w:p>
         </w:tc>
         <w:tc>
           <w:tcPr>
-            <w:tcW w:w="1658" w:type="dxa"/>
+            <w:tcW w:w="1597" w:type="dxa"/>
           </w:tcPr>
           <w:p>
             <w:pPr>
@@ -1222,23 +1231,23 @@
         </w:tc>
         <w:tc>
           <w:tcPr>
-            <w:tcW w:w="1830" w:type="dxa"/>
+            <w:tcW w:w="2393" w:type="dxa"/>
           </w:tcPr>
           <w:p>
             <w:pPr>
               <w:pStyle w:val="Sinespaciado"/>
               <w:jc w:val="both"/>
             </w:pPr>
-            <w:permStart w:id="1394753431" w:edGrp="everyone"/>
+            <w:permStart w:id="1155752170" w:edGrp="everyone"/>
             <w:r>
               <w:t>${COMBUSTIBLE}</w:t>
             </w:r>
-            <w:permEnd w:id="1394753431"/>
+            <w:permEnd w:id="1155752170"/>
           </w:p>
         </w:tc>
         <w:tc>
           <w:tcPr>
-            <w:tcW w:w="1156" w:type="dxa"/>
+            <w:tcW w:w="991" w:type="dxa"/>
           </w:tcPr>
           <w:p>
             <w:pPr>
@@ -1251,7 +1260,7 @@
         </w:tc>
         <w:tc>
           <w:tcPr>
-            <w:tcW w:w="2290" w:type="dxa"/>
+            <w:tcW w:w="2247" w:type="dxa"/>
           </w:tcPr>
           <w:p>
             <w:pPr>

--- a/plantillas/venta_contrato_vehiculo_PN_NULO_v2.docx
+++ b/plantillas/venta_contrato_vehiculo_PN_NULO_v2.docx
@@ -3222,6 +3222,42 @@
         <w:jc w:val="both"/>
         <w:rPr>
           <w:rFonts w:cstheme="minorHAnsi"/>
+        </w:rPr>
+      </w:pPr>
+    </w:p>
+    <w:p>
+      <w:pPr>
+        <w:tabs>
+          <w:tab w:val="left" w:pos="6210"/>
+        </w:tabs>
+        <w:rPr>
+          <w:rFonts w:cstheme="minorHAnsi"/>
+          <w:sz w:val="24"/>
+          <w:szCs w:val="24"/>
+        </w:rPr>
+      </w:pPr>
+    </w:p>
+    <w:p>
+      <w:pPr>
+        <w:tabs>
+          <w:tab w:val="left" w:pos="6210"/>
+        </w:tabs>
+        <w:rPr>
+          <w:rFonts w:cstheme="minorHAnsi"/>
+          <w:sz w:val="24"/>
+          <w:szCs w:val="24"/>
+        </w:rPr>
+      </w:pPr>
+    </w:p>
+    <w:p>
+      <w:pPr>
+        <w:tabs>
+          <w:tab w:val="left" w:pos="6210"/>
+        </w:tabs>
+        <w:rPr>
+          <w:rFonts w:cstheme="minorHAnsi"/>
+          <w:sz w:val="24"/>
+          <w:szCs w:val="24"/>
         </w:rPr>
       </w:pPr>
     </w:p>

--- a/plantillas/venta_contrato_vehiculo_PN_NULO_v2.docx
+++ b/plantillas/venta_contrato_vehiculo_PN_NULO_v2.docx
@@ -1383,7 +1383,19 @@
         <w:rPr>
           <w:rFonts w:cstheme="minorHAnsi"/>
         </w:rPr>
-        <w:t xml:space="preserve"> en este acto el comprador deja en concepto de prima la cantidad de </w:t>
+        <w:t xml:space="preserve"> en este acto el comprador deja en concepto de </w:t>
+      </w:r>
+      <w:r>
+        <w:rPr>
+          <w:rFonts w:cstheme="minorHAnsi"/>
+        </w:rPr>
+        <w:t xml:space="preserve">reserva </w:t>
+      </w:r>
+      <w:r>
+        <w:rPr>
+          <w:rFonts w:cstheme="minorHAnsi"/>
+        </w:rPr>
+        <w:t xml:space="preserve">la cantidad de </w:t>
       </w:r>
       <w:permStart w:id="310261453" w:edGrp="everyone"/>
       <w:r>
@@ -3472,25 +3484,6 @@
       </w:drawing>
     </w:r>
     <w:r>
-      <w:t>Código: RE-CS-03</w:t>
-    </w:r>
-  </w:p>
-  <w:p>
-    <w:pPr>
-      <w:pStyle w:val="Encabezado"/>
-    </w:pPr>
-    <w:r>
-      <w:t>Versión: 0</w:t>
-    </w:r>
-    <w:r>
-      <w:t>3</w:t>
-    </w:r>
-  </w:p>
-  <w:p>
-    <w:pPr>
-      <w:pStyle w:val="Encabezado"/>
-    </w:pPr>
-    <w:r>
       <w:rPr>
         <w:noProof/>
       </w:rPr>
@@ -3549,12 +3542,6 @@
           </wp14:sizeRelV>
         </wp:anchor>
       </w:drawing>
-    </w:r>
-    <w:r>
-      <w:t xml:space="preserve">Fecha: </w:t>
-    </w:r>
-    <w:r>
-      <w:t>28 de febrero de 2026</w:t>
     </w:r>
   </w:p>
 </w:hdr>

--- a/plantillas/venta_contrato_vehiculo_PN_NULO_v2.docx
+++ b/plantillas/venta_contrato_vehiculo_PN_NULO_v2.docx
@@ -2851,19 +2851,13 @@
         <w:rPr>
           <w:rFonts w:cstheme="minorHAnsi"/>
         </w:rPr>
-        <w:t>: RESOLUCION DE CONFLICTOS cualquier controversia o reclamo que se origine del presente contrato o que se relacione con la falta de cumplimiento del mismo, deberá ser resuelto por medio del arreglo directo entre ambas partes, en caso de no tener resultados satisfactorios por el medio anterior, ambas partes se someten a la mediación de un tribunal arbitral, que estará integrado por tres miembros, nombrados uno por cada parte y un tercero por el Centro de Conciliación y Arbitraje  de la Cámara de Comercio e Industrias de Cortés</w:t>
-      </w:r>
-      <w:r>
-        <w:rPr>
-          <w:rFonts w:cstheme="minorHAnsi"/>
-        </w:rPr>
-        <w:t>.</w:t>
-      </w:r>
-      <w:r>
-        <w:rPr>
-          <w:rFonts w:cstheme="minorHAnsi"/>
-        </w:rPr>
-        <w:t xml:space="preserve"> </w:t>
+        <w:t xml:space="preserve">: RESOLUCION DE CONFLICTOS cualquier controversia o reclamo que se origine del presente contrato o que se relacione con la falta de cumplimiento del mismo, </w:t>
+      </w:r>
+      <w:r>
+        <w:rPr>
+          <w:rFonts w:cstheme="minorHAnsi"/>
+        </w:rPr>
+        <w:t xml:space="preserve">deberá ser resuelto por medio del arreglo directo entre ambas partes, en caso de no tener resultados satisfactorios por el medio anterior, ambas partes se someten a la mediación de un tribunal arbitral, que estará integrado por tres miembros, nombrados uno por cada parte y un tercero por el Centro de Conciliación y Arbitraje  de la Cámara de Comercio e Industrias de Cortés. </w:t>
       </w:r>
       <w:r>
         <w:rPr>
@@ -2872,40 +2866,13 @@
           <w:bCs/>
           <w:u w:val="single"/>
         </w:rPr>
-        <w:t xml:space="preserve">DECIMA </w:t>
-      </w:r>
-      <w:r>
-        <w:rPr>
-          <w:rFonts w:cstheme="minorHAnsi"/>
-          <w:b/>
-          <w:bCs/>
-          <w:u w:val="single"/>
-        </w:rPr>
-        <w:t>QUINTA</w:t>
-      </w:r>
-      <w:r>
-        <w:rPr>
-          <w:rFonts w:cstheme="minorHAnsi"/>
-        </w:rPr>
-        <w:t>:</w:t>
-      </w:r>
-      <w:r>
-        <w:rPr>
-          <w:rFonts w:cstheme="minorHAnsi"/>
-        </w:rPr>
-        <w:t xml:space="preserve"> </w:t>
-      </w:r>
-      <w:r>
-        <w:rPr>
-          <w:rFonts w:cstheme="minorHAnsi"/>
-        </w:rPr>
-        <w:t xml:space="preserve">Los comparecientes, en sus respectivos caracteres y representaciones, aceptan los derechos y obligaciones contenidos en el presente documento. Leído que fue íntegramente el presente contrato, es ratificado, y aprobado, por ambas partes y en fe de lo cual firman, en la </w:t>
-      </w:r>
-      <w:r>
-        <w:rPr>
-          <w:rFonts w:cstheme="minorHAnsi"/>
-        </w:rPr>
-        <w:t>Ciudad de</w:t>
+        <w:t>DECIMA QUINTA</w:t>
+      </w:r>
+      <w:r>
+        <w:rPr>
+          <w:rFonts w:cstheme="minorHAnsi"/>
+        </w:rPr>
+        <w:t>: Los comparecientes, en sus respectivos caracteres y representaciones, aceptan los derechos y obligaciones contenidos en el presente documento. Leído que fue íntegramente el presente contrato, es ratificado, y aprobado, por ambas partes y en fe de lo cual firman, en la Ciudad de</w:t>
       </w:r>
       <w:r>
         <w:rPr>
@@ -2926,34 +2893,33 @@
         <w:rPr>
           <w:rFonts w:cstheme="minorHAnsi"/>
         </w:rPr>
-        <w:t xml:space="preserve"> </w:t>
-      </w:r>
-      <w:r>
-        <w:rPr>
-          <w:rFonts w:cstheme="minorHAnsi"/>
-        </w:rPr>
-        <w:t>${DEPARTAMENTO}</w:t>
-      </w:r>
-      <w:r>
-        <w:rPr>
-          <w:rFonts w:cstheme="minorHAnsi"/>
-        </w:rPr>
-        <w:t xml:space="preserve">, </w:t>
-      </w:r>
-    </w:p>
-    <w:p>
-      <w:pPr>
-        <w:pStyle w:val="Sinespaciado"/>
-        <w:jc w:val="both"/>
-        <w:rPr>
-          <w:rFonts w:cstheme="minorHAnsi"/>
-        </w:rPr>
-      </w:pPr>
-      <w:r>
-        <w:rPr>
-          <w:rFonts w:cstheme="minorHAnsi"/>
-        </w:rPr>
-        <w:t xml:space="preserve">a los </w:t>
+        <w:t xml:space="preserve"> ${DEPARTAMENTO</w:t>
+      </w:r>
+      <w:proofErr w:type="gramStart"/>
+      <w:r>
+        <w:rPr>
+          <w:rFonts w:cstheme="minorHAnsi"/>
+        </w:rPr>
+        <w:t>}</w:t>
+      </w:r>
+      <w:r>
+        <w:rPr>
+          <w:rFonts w:cstheme="minorHAnsi"/>
+        </w:rPr>
+        <w:t>,</w:t>
+      </w:r>
+      <w:r>
+        <w:rPr>
+          <w:rFonts w:cstheme="minorHAnsi"/>
+        </w:rPr>
+        <w:t>a</w:t>
+      </w:r>
+      <w:proofErr w:type="gramEnd"/>
+      <w:r>
+        <w:rPr>
+          <w:rFonts w:cstheme="minorHAnsi"/>
+        </w:rPr>
+        <w:t xml:space="preserve"> los </w:t>
       </w:r>
       <w:r>
         <w:t>${DIAS</w:t>

--- a/plantillas/venta_contrato_vehiculo_PN_NULO_v2.docx
+++ b/plantillas/venta_contrato_vehiculo_PN_NULO_v2.docx
@@ -2216,56 +2216,56 @@
         <w:rPr>
           <w:rFonts w:cstheme="minorHAnsi"/>
         </w:rPr>
-        <w:t xml:space="preserve"> Notificar inmediatamente por escrito o por cualquier medio a EL VENDEDOR dentro de las veinticuatro (24) horas siguientes de </w:t>
+        <w:t xml:space="preserve"> Notificar inmediatamente por escrito o por cualquier medio a EL VENDEDOR dentro de las veinticuatro (24) horas siguientes de detectado el desperfecto </w:t>
+      </w:r>
+      <w:r>
+        <w:rPr>
+          <w:rFonts w:cstheme="minorHAnsi"/>
+          <w:b/>
+          <w:bCs/>
+        </w:rPr>
+        <w:t>b)</w:t>
+      </w:r>
+      <w:r>
+        <w:rPr>
+          <w:rFonts w:cstheme="minorHAnsi"/>
+        </w:rPr>
+        <w:t xml:space="preserve"> Abstenerse de realizar reparaciones en talleres no autorizados por EL VENDEDOR. </w:t>
+      </w:r>
+      <w:r>
+        <w:rPr>
+          <w:rFonts w:cstheme="minorHAnsi"/>
+          <w:b/>
+          <w:bCs/>
+        </w:rPr>
+        <w:t>c)</w:t>
+      </w:r>
+      <w:r>
+        <w:rPr>
+          <w:rFonts w:cstheme="minorHAnsi"/>
+        </w:rPr>
+        <w:t xml:space="preserve"> Presentar el vehículo en el taller designado por EL VENDEDOR para su evaluación </w:t>
+      </w:r>
+      <w:r>
+        <w:rPr>
+          <w:rFonts w:cstheme="minorHAnsi"/>
+          <w:b/>
+          <w:bCs/>
+        </w:rPr>
+        <w:t>d)</w:t>
+      </w:r>
+      <w:r>
+        <w:rPr>
+          <w:rFonts w:cstheme="minorHAnsi"/>
+        </w:rPr>
+        <w:t xml:space="preserve"> El incumplimiento de estas condiciones dejará </w:t>
       </w:r>
       <w:r>
         <w:rPr>
           <w:rFonts w:cstheme="minorHAnsi"/>
         </w:rPr>
         <w:lastRenderedPageBreak/>
-        <w:t xml:space="preserve">detectado el desperfecto </w:t>
-      </w:r>
-      <w:r>
-        <w:rPr>
-          <w:rFonts w:cstheme="minorHAnsi"/>
-          <w:b/>
-          <w:bCs/>
-        </w:rPr>
-        <w:t>b)</w:t>
-      </w:r>
-      <w:r>
-        <w:rPr>
-          <w:rFonts w:cstheme="minorHAnsi"/>
-        </w:rPr>
-        <w:t xml:space="preserve"> Abstenerse de realizar reparaciones en talleres no autorizados por EL VENDEDOR. </w:t>
-      </w:r>
-      <w:r>
-        <w:rPr>
-          <w:rFonts w:cstheme="minorHAnsi"/>
-          <w:b/>
-          <w:bCs/>
-        </w:rPr>
-        <w:t>c)</w:t>
-      </w:r>
-      <w:r>
-        <w:rPr>
-          <w:rFonts w:cstheme="minorHAnsi"/>
-        </w:rPr>
-        <w:t xml:space="preserve"> Presentar el vehículo en el taller designado por EL VENDEDOR para su evaluación </w:t>
-      </w:r>
-      <w:r>
-        <w:rPr>
-          <w:rFonts w:cstheme="minorHAnsi"/>
-          <w:b/>
-          <w:bCs/>
-        </w:rPr>
-        <w:t>d)</w:t>
-      </w:r>
-      <w:r>
-        <w:rPr>
-          <w:rFonts w:cstheme="minorHAnsi"/>
-        </w:rPr>
-        <w:t xml:space="preserve"> El incumplimiento de estas condiciones dejará sin valor </w:t>
+        <w:t xml:space="preserve">sin valor </w:t>
       </w:r>
       <w:r>
         <w:rPr>
@@ -3255,7 +3255,7 @@
       <w:headerReference w:type="default" r:id="rId7"/>
       <w:footerReference w:type="default" r:id="rId8"/>
       <w:pgSz w:w="12240" w:h="15840" w:code="1"/>
-      <w:pgMar w:top="1701" w:right="720" w:bottom="1560" w:left="720" w:header="709" w:footer="709" w:gutter="0"/>
+      <w:pgMar w:top="1134" w:right="720" w:bottom="1559" w:left="720" w:header="709" w:footer="709" w:gutter="0"/>
       <w:cols w:space="708"/>
       <w:docGrid w:linePitch="360"/>
     </w:sectPr>
@@ -3394,13 +3394,13 @@
         <w:noProof/>
       </w:rPr>
       <w:drawing>
-        <wp:anchor distT="0" distB="0" distL="114300" distR="114300" simplePos="0" relativeHeight="251658240" behindDoc="1" locked="0" layoutInCell="1" allowOverlap="1" wp14:anchorId="66A91AF4" wp14:editId="781BCD1F">
+        <wp:anchor distT="0" distB="0" distL="114300" distR="114300" simplePos="0" relativeHeight="251658240" behindDoc="1" locked="0" layoutInCell="1" allowOverlap="1" wp14:anchorId="66A91AF4" wp14:editId="3CADBEFE">
           <wp:simplePos x="0" y="0"/>
           <wp:positionH relativeFrom="column">
-            <wp:posOffset>5083175</wp:posOffset>
+            <wp:posOffset>5552302</wp:posOffset>
           </wp:positionH>
           <wp:positionV relativeFrom="paragraph">
-            <wp:posOffset>-245745</wp:posOffset>
+            <wp:posOffset>-357063</wp:posOffset>
           </wp:positionV>
           <wp:extent cx="1292203" cy="495300"/>
           <wp:effectExtent l="0" t="0" r="3810" b="0"/>

--- a/plantillas/venta_contrato_vehiculo_PN_NULO_v2.docx
+++ b/plantillas/venta_contrato_vehiculo_PN_NULO_v2.docx
@@ -2216,56 +2216,56 @@
         <w:rPr>
           <w:rFonts w:cstheme="minorHAnsi"/>
         </w:rPr>
-        <w:t xml:space="preserve"> Notificar inmediatamente por escrito o por cualquier medio a EL VENDEDOR dentro de las veinticuatro (24) horas siguientes de </w:t>
+        <w:t xml:space="preserve"> Notificar inmediatamente por escrito o por cualquier medio a EL VENDEDOR dentro de las veinticuatro (24) horas siguientes de detectado el desperfecto </w:t>
+      </w:r>
+      <w:r>
+        <w:rPr>
+          <w:rFonts w:cstheme="minorHAnsi"/>
+          <w:b/>
+          <w:bCs/>
+        </w:rPr>
+        <w:t>b)</w:t>
+      </w:r>
+      <w:r>
+        <w:rPr>
+          <w:rFonts w:cstheme="minorHAnsi"/>
+        </w:rPr>
+        <w:t xml:space="preserve"> Abstenerse de realizar reparaciones en talleres no autorizados por EL VENDEDOR. </w:t>
+      </w:r>
+      <w:r>
+        <w:rPr>
+          <w:rFonts w:cstheme="minorHAnsi"/>
+          <w:b/>
+          <w:bCs/>
+        </w:rPr>
+        <w:t>c)</w:t>
+      </w:r>
+      <w:r>
+        <w:rPr>
+          <w:rFonts w:cstheme="minorHAnsi"/>
+        </w:rPr>
+        <w:t xml:space="preserve"> Presentar el vehículo en el taller designado por EL VENDEDOR para su evaluación </w:t>
+      </w:r>
+      <w:r>
+        <w:rPr>
+          <w:rFonts w:cstheme="minorHAnsi"/>
+          <w:b/>
+          <w:bCs/>
+        </w:rPr>
+        <w:t>d)</w:t>
+      </w:r>
+      <w:r>
+        <w:rPr>
+          <w:rFonts w:cstheme="minorHAnsi"/>
+        </w:rPr>
+        <w:t xml:space="preserve"> El incumplimiento de estas condiciones dejará </w:t>
       </w:r>
       <w:r>
         <w:rPr>
           <w:rFonts w:cstheme="minorHAnsi"/>
         </w:rPr>
         <w:lastRenderedPageBreak/>
-        <w:t xml:space="preserve">detectado el desperfecto </w:t>
-      </w:r>
-      <w:r>
-        <w:rPr>
-          <w:rFonts w:cstheme="minorHAnsi"/>
-          <w:b/>
-          <w:bCs/>
-        </w:rPr>
-        <w:t>b)</w:t>
-      </w:r>
-      <w:r>
-        <w:rPr>
-          <w:rFonts w:cstheme="minorHAnsi"/>
-        </w:rPr>
-        <w:t xml:space="preserve"> Abstenerse de realizar reparaciones en talleres no autorizados por EL VENDEDOR. </w:t>
-      </w:r>
-      <w:r>
-        <w:rPr>
-          <w:rFonts w:cstheme="minorHAnsi"/>
-          <w:b/>
-          <w:bCs/>
-        </w:rPr>
-        <w:t>c)</w:t>
-      </w:r>
-      <w:r>
-        <w:rPr>
-          <w:rFonts w:cstheme="minorHAnsi"/>
-        </w:rPr>
-        <w:t xml:space="preserve"> Presentar el vehículo en el taller designado por EL VENDEDOR para su evaluación </w:t>
-      </w:r>
-      <w:r>
-        <w:rPr>
-          <w:rFonts w:cstheme="minorHAnsi"/>
-          <w:b/>
-          <w:bCs/>
-        </w:rPr>
-        <w:t>d)</w:t>
-      </w:r>
-      <w:r>
-        <w:rPr>
-          <w:rFonts w:cstheme="minorHAnsi"/>
-        </w:rPr>
-        <w:t xml:space="preserve"> El incumplimiento de estas condiciones dejará sin valor </w:t>
+        <w:t xml:space="preserve">sin valor </w:t>
       </w:r>
       <w:r>
         <w:rPr>
@@ -2851,19 +2851,13 @@
         <w:rPr>
           <w:rFonts w:cstheme="minorHAnsi"/>
         </w:rPr>
-        <w:t>: RESOLUCION DE CONFLICTOS cualquier controversia o reclamo que se origine del presente contrato o que se relacione con la falta de cumplimiento del mismo, deberá ser resuelto por medio del arreglo directo entre ambas partes, en caso de no tener resultados satisfactorios por el medio anterior, ambas partes se someten a la mediación de un tribunal arbitral, que estará integrado por tres miembros, nombrados uno por cada parte y un tercero por el Centro de Conciliación y Arbitraje  de la Cámara de Comercio e Industrias de Cortés</w:t>
-      </w:r>
-      <w:r>
-        <w:rPr>
-          <w:rFonts w:cstheme="minorHAnsi"/>
-        </w:rPr>
-        <w:t>.</w:t>
-      </w:r>
-      <w:r>
-        <w:rPr>
-          <w:rFonts w:cstheme="minorHAnsi"/>
-        </w:rPr>
-        <w:t xml:space="preserve"> </w:t>
+        <w:t xml:space="preserve">: RESOLUCION DE CONFLICTOS cualquier controversia o reclamo que se origine del presente contrato o que se relacione con la falta de cumplimiento del mismo, </w:t>
+      </w:r>
+      <w:r>
+        <w:rPr>
+          <w:rFonts w:cstheme="minorHAnsi"/>
+        </w:rPr>
+        <w:t xml:space="preserve">deberá ser resuelto por medio del arreglo directo entre ambas partes, en caso de no tener resultados satisfactorios por el medio anterior, ambas partes se someten a la mediación de un tribunal arbitral, que estará integrado por tres miembros, nombrados uno por cada parte y un tercero por el Centro de Conciliación y Arbitraje  de la Cámara de Comercio e Industrias de Cortés. </w:t>
       </w:r>
       <w:r>
         <w:rPr>
@@ -2872,40 +2866,13 @@
           <w:bCs/>
           <w:u w:val="single"/>
         </w:rPr>
-        <w:t xml:space="preserve">DECIMA </w:t>
-      </w:r>
-      <w:r>
-        <w:rPr>
-          <w:rFonts w:cstheme="minorHAnsi"/>
-          <w:b/>
-          <w:bCs/>
-          <w:u w:val="single"/>
-        </w:rPr>
-        <w:t>QUINTA</w:t>
-      </w:r>
-      <w:r>
-        <w:rPr>
-          <w:rFonts w:cstheme="minorHAnsi"/>
-        </w:rPr>
-        <w:t>:</w:t>
-      </w:r>
-      <w:r>
-        <w:rPr>
-          <w:rFonts w:cstheme="minorHAnsi"/>
-        </w:rPr>
-        <w:t xml:space="preserve"> </w:t>
-      </w:r>
-      <w:r>
-        <w:rPr>
-          <w:rFonts w:cstheme="minorHAnsi"/>
-        </w:rPr>
-        <w:t xml:space="preserve">Los comparecientes, en sus respectivos caracteres y representaciones, aceptan los derechos y obligaciones contenidos en el presente documento. Leído que fue íntegramente el presente contrato, es ratificado, y aprobado, por ambas partes y en fe de lo cual firman, en la </w:t>
-      </w:r>
-      <w:r>
-        <w:rPr>
-          <w:rFonts w:cstheme="minorHAnsi"/>
-        </w:rPr>
-        <w:t>Ciudad de</w:t>
+        <w:t>DECIMA QUINTA</w:t>
+      </w:r>
+      <w:r>
+        <w:rPr>
+          <w:rFonts w:cstheme="minorHAnsi"/>
+        </w:rPr>
+        <w:t>: Los comparecientes, en sus respectivos caracteres y representaciones, aceptan los derechos y obligaciones contenidos en el presente documento. Leído que fue íntegramente el presente contrato, es ratificado, y aprobado, por ambas partes y en fe de lo cual firman, en la Ciudad de</w:t>
       </w:r>
       <w:r>
         <w:rPr>
@@ -2926,34 +2893,33 @@
         <w:rPr>
           <w:rFonts w:cstheme="minorHAnsi"/>
         </w:rPr>
-        <w:t xml:space="preserve"> </w:t>
-      </w:r>
-      <w:r>
-        <w:rPr>
-          <w:rFonts w:cstheme="minorHAnsi"/>
-        </w:rPr>
-        <w:t>${DEPARTAMENTO}</w:t>
-      </w:r>
-      <w:r>
-        <w:rPr>
-          <w:rFonts w:cstheme="minorHAnsi"/>
-        </w:rPr>
-        <w:t xml:space="preserve">, </w:t>
-      </w:r>
-    </w:p>
-    <w:p>
-      <w:pPr>
-        <w:pStyle w:val="Sinespaciado"/>
-        <w:jc w:val="both"/>
-        <w:rPr>
-          <w:rFonts w:cstheme="minorHAnsi"/>
-        </w:rPr>
-      </w:pPr>
-      <w:r>
-        <w:rPr>
-          <w:rFonts w:cstheme="minorHAnsi"/>
-        </w:rPr>
-        <w:t xml:space="preserve">a los </w:t>
+        <w:t xml:space="preserve"> ${DEPARTAMENTO</w:t>
+      </w:r>
+      <w:proofErr w:type="gramStart"/>
+      <w:r>
+        <w:rPr>
+          <w:rFonts w:cstheme="minorHAnsi"/>
+        </w:rPr>
+        <w:t>}</w:t>
+      </w:r>
+      <w:r>
+        <w:rPr>
+          <w:rFonts w:cstheme="minorHAnsi"/>
+        </w:rPr>
+        <w:t>,</w:t>
+      </w:r>
+      <w:r>
+        <w:rPr>
+          <w:rFonts w:cstheme="minorHAnsi"/>
+        </w:rPr>
+        <w:t>a</w:t>
+      </w:r>
+      <w:proofErr w:type="gramEnd"/>
+      <w:r>
+        <w:rPr>
+          <w:rFonts w:cstheme="minorHAnsi"/>
+        </w:rPr>
+        <w:t xml:space="preserve"> los </w:t>
       </w:r>
       <w:r>
         <w:t>${DIAS</w:t>
@@ -3289,7 +3255,7 @@
       <w:headerReference w:type="default" r:id="rId7"/>
       <w:footerReference w:type="default" r:id="rId8"/>
       <w:pgSz w:w="12240" w:h="15840" w:code="1"/>
-      <w:pgMar w:top="1701" w:right="720" w:bottom="1560" w:left="720" w:header="709" w:footer="709" w:gutter="0"/>
+      <w:pgMar w:top="1134" w:right="720" w:bottom="1559" w:left="720" w:header="709" w:footer="709" w:gutter="0"/>
       <w:cols w:space="708"/>
       <w:docGrid w:linePitch="360"/>
     </w:sectPr>
@@ -3428,13 +3394,13 @@
         <w:noProof/>
       </w:rPr>
       <w:drawing>
-        <wp:anchor distT="0" distB="0" distL="114300" distR="114300" simplePos="0" relativeHeight="251658240" behindDoc="1" locked="0" layoutInCell="1" allowOverlap="1" wp14:anchorId="66A91AF4" wp14:editId="781BCD1F">
+        <wp:anchor distT="0" distB="0" distL="114300" distR="114300" simplePos="0" relativeHeight="251658240" behindDoc="1" locked="0" layoutInCell="1" allowOverlap="1" wp14:anchorId="66A91AF4" wp14:editId="3CADBEFE">
           <wp:simplePos x="0" y="0"/>
           <wp:positionH relativeFrom="column">
-            <wp:posOffset>5083175</wp:posOffset>
+            <wp:posOffset>5552302</wp:posOffset>
           </wp:positionH>
           <wp:positionV relativeFrom="paragraph">
-            <wp:posOffset>-245745</wp:posOffset>
+            <wp:posOffset>-357063</wp:posOffset>
           </wp:positionV>
           <wp:extent cx="1292203" cy="495300"/>
           <wp:effectExtent l="0" t="0" r="3810" b="0"/>
